--- a/TS-Padam/TS-6.5/TS 6.5 Sanskrit Pada Paatam Corrections.docx
+++ b/TS-Padam/TS-6.5/TS 6.5 Sanskrit Pada Paatam Corrections.docx
@@ -110,10 +110,9 @@
           <w:bCs/>
           <w:sz w:val="32"/>
           <w:szCs w:val="32"/>
-          <w:highlight w:val="red"/>
           <w:u w:val="single"/>
         </w:rPr>
-        <w:t>?????</w:t>
+        <w:t>30th April 2026</w:t>
       </w:r>
     </w:p>
     <w:p>
@@ -573,6 +572,16 @@
           <w:u w:val="single"/>
         </w:rPr>
       </w:pPr>
+      <w:r>
+        <w:rPr>
+          <w:b/>
+          <w:bCs/>
+          <w:sz w:val="32"/>
+          <w:szCs w:val="32"/>
+          <w:u w:val="single"/>
+        </w:rPr>
+        <w:t>==========</w:t>
+      </w:r>
     </w:p>
     <w:p>
       <w:pPr>
@@ -4554,54 +4563,6 @@
           <w:u w:val="single"/>
         </w:rPr>
       </w:pPr>
-    </w:p>
-    <w:p>
-      <w:pPr>
-        <w:jc w:val="center"/>
-        <w:rPr>
-          <w:b/>
-          <w:bCs/>
-          <w:sz w:val="32"/>
-          <w:szCs w:val="32"/>
-          <w:u w:val="single"/>
-        </w:rPr>
-      </w:pPr>
-    </w:p>
-    <w:p>
-      <w:pPr>
-        <w:jc w:val="center"/>
-        <w:rPr>
-          <w:b/>
-          <w:bCs/>
-          <w:sz w:val="32"/>
-          <w:szCs w:val="32"/>
-          <w:u w:val="single"/>
-        </w:rPr>
-      </w:pPr>
-    </w:p>
-    <w:p>
-      <w:pPr>
-        <w:jc w:val="center"/>
-        <w:rPr>
-          <w:b/>
-          <w:bCs/>
-          <w:sz w:val="32"/>
-          <w:szCs w:val="32"/>
-          <w:u w:val="single"/>
-        </w:rPr>
-      </w:pPr>
-    </w:p>
-    <w:p>
-      <w:pPr>
-        <w:jc w:val="center"/>
-        <w:rPr>
-          <w:b/>
-          <w:bCs/>
-          <w:sz w:val="32"/>
-          <w:szCs w:val="32"/>
-          <w:u w:val="single"/>
-        </w:rPr>
-      </w:pPr>
       <w:r>
         <w:rPr>
           <w:b/>
@@ -4610,7 +4571,7 @@
           <w:szCs w:val="32"/>
           <w:u w:val="single"/>
         </w:rPr>
-        <w:t>TS Pada Paatam – TS 6.5</w:t>
+        <w:t>S Pada Paatam – TS 6.5</w:t>
       </w:r>
       <w:r>
         <w:rPr>
@@ -5188,7 +5149,6 @@
                 <w:szCs w:val="28"/>
                 <w:lang w:bidi="ta-IN"/>
               </w:rPr>
-              <w:lastRenderedPageBreak/>
               <w:t>6.5.1.1 – Padam</w:t>
             </w:r>
           </w:p>
@@ -5589,6 +5549,7 @@
                 <w:szCs w:val="28"/>
                 <w:lang w:bidi="ta-IN"/>
               </w:rPr>
+              <w:lastRenderedPageBreak/>
               <w:t>6.5.</w:t>
             </w:r>
             <w:r>
@@ -6069,7 +6030,25 @@
                 <w:sz w:val="40"/>
                 <w:szCs w:val="40"/>
               </w:rPr>
-              <w:t xml:space="preserve">- [ ] </w:t>
+              <w:t xml:space="preserve">- </w:t>
+            </w:r>
+            <w:proofErr w:type="gramStart"/>
+            <w:r>
+              <w:rPr>
+                <w:rFonts w:ascii="BRH Devanagari Extra" w:hAnsi="BRH Devanagari Extra" w:cs="BRH Devanagari Extra"/>
+                <w:sz w:val="40"/>
+                <w:szCs w:val="40"/>
+              </w:rPr>
+              <w:t>[ ]</w:t>
+            </w:r>
+            <w:proofErr w:type="gramEnd"/>
+            <w:r>
+              <w:rPr>
+                <w:rFonts w:ascii="BRH Devanagari Extra" w:hAnsi="BRH Devanagari Extra" w:cs="BRH Devanagari Extra"/>
+                <w:sz w:val="40"/>
+                <w:szCs w:val="40"/>
+              </w:rPr>
+              <w:t xml:space="preserve"> </w:t>
             </w:r>
             <w:r>
               <w:rPr>
@@ -6139,7 +6118,25 @@
                 <w:sz w:val="40"/>
                 <w:szCs w:val="40"/>
               </w:rPr>
-              <w:t xml:space="preserve">È- [ ] </w:t>
+              <w:t xml:space="preserve">È- </w:t>
+            </w:r>
+            <w:proofErr w:type="gramStart"/>
+            <w:r>
+              <w:rPr>
+                <w:rFonts w:ascii="BRH Devanagari Extra" w:hAnsi="BRH Devanagari Extra" w:cs="BRH Devanagari Extra"/>
+                <w:sz w:val="40"/>
+                <w:szCs w:val="40"/>
+              </w:rPr>
+              <w:t>[ ]</w:t>
+            </w:r>
+            <w:proofErr w:type="gramEnd"/>
+            <w:r>
+              <w:rPr>
+                <w:rFonts w:ascii="BRH Devanagari Extra" w:hAnsi="BRH Devanagari Extra" w:cs="BRH Devanagari Extra"/>
+                <w:sz w:val="40"/>
+                <w:szCs w:val="40"/>
+              </w:rPr>
+              <w:t xml:space="preserve"> </w:t>
             </w:r>
             <w:r>
               <w:rPr>
@@ -6834,7 +6831,6 @@
                 <w:szCs w:val="28"/>
                 <w:lang w:bidi="ta-IN"/>
               </w:rPr>
-              <w:lastRenderedPageBreak/>
               <w:t>6.5.6.5 – Vaakyam</w:t>
             </w:r>
           </w:p>
@@ -7367,6 +7363,7 @@
                 <w:szCs w:val="28"/>
                 <w:lang w:bidi="ta-IN"/>
               </w:rPr>
+              <w:lastRenderedPageBreak/>
               <w:t>6.5.7.3 – Padam</w:t>
             </w:r>
           </w:p>
@@ -7526,7 +7523,25 @@
                 <w:sz w:val="40"/>
                 <w:szCs w:val="40"/>
               </w:rPr>
-              <w:t xml:space="preserve"> ( ) | </w:t>
+              <w:t xml:space="preserve"> </w:t>
+            </w:r>
+            <w:proofErr w:type="gramStart"/>
+            <w:r>
+              <w:rPr>
+                <w:rFonts w:ascii="BRH Devanagari Extra" w:hAnsi="BRH Devanagari Extra" w:cs="BRH Devanagari Extra"/>
+                <w:sz w:val="40"/>
+                <w:szCs w:val="40"/>
+              </w:rPr>
+              <w:t>( )</w:t>
+            </w:r>
+            <w:proofErr w:type="gramEnd"/>
+            <w:r>
+              <w:rPr>
+                <w:rFonts w:ascii="BRH Devanagari Extra" w:hAnsi="BRH Devanagari Extra" w:cs="BRH Devanagari Extra"/>
+                <w:sz w:val="40"/>
+                <w:szCs w:val="40"/>
+              </w:rPr>
+              <w:t xml:space="preserve"> | </w:t>
             </w:r>
           </w:p>
           <w:p>
@@ -7704,7 +7719,25 @@
                 <w:sz w:val="40"/>
                 <w:szCs w:val="40"/>
               </w:rPr>
-              <w:t xml:space="preserve"> ( ) | </w:t>
+              <w:t xml:space="preserve"> </w:t>
+            </w:r>
+            <w:proofErr w:type="gramStart"/>
+            <w:r>
+              <w:rPr>
+                <w:rFonts w:ascii="BRH Devanagari Extra" w:hAnsi="BRH Devanagari Extra" w:cs="BRH Devanagari Extra"/>
+                <w:sz w:val="40"/>
+                <w:szCs w:val="40"/>
+              </w:rPr>
+              <w:t>( )</w:t>
+            </w:r>
+            <w:proofErr w:type="gramEnd"/>
+            <w:r>
+              <w:rPr>
+                <w:rFonts w:ascii="BRH Devanagari Extra" w:hAnsi="BRH Devanagari Extra" w:cs="BRH Devanagari Extra"/>
+                <w:sz w:val="40"/>
+                <w:szCs w:val="40"/>
+              </w:rPr>
+              <w:t xml:space="preserve"> | </w:t>
             </w:r>
           </w:p>
           <w:p>
@@ -8709,7 +8742,6 @@
                 <w:szCs w:val="28"/>
                 <w:lang w:bidi="ta-IN"/>
               </w:rPr>
-              <w:lastRenderedPageBreak/>
               <w:t>6.5.9.1 – Vaakyam</w:t>
             </w:r>
           </w:p>
@@ -8858,6 +8890,7 @@
     </w:tbl>
     <w:p>
       <w:pPr>
+        <w:jc w:val="center"/>
         <w:rPr>
           <w:b/>
           <w:bCs/>
@@ -8874,8 +8907,41 @@
           <w:szCs w:val="32"/>
           <w:u w:val="single"/>
         </w:rPr>
-        <w:t>=======================================================</w:t>
+        <w:t>==============</w:t>
       </w:r>
+    </w:p>
+    <w:p>
+      <w:pPr>
+        <w:rPr>
+          <w:b/>
+          <w:bCs/>
+          <w:sz w:val="32"/>
+          <w:szCs w:val="32"/>
+          <w:u w:val="single"/>
+        </w:rPr>
+      </w:pPr>
+    </w:p>
+    <w:p>
+      <w:pPr>
+        <w:rPr>
+          <w:b/>
+          <w:bCs/>
+          <w:sz w:val="32"/>
+          <w:szCs w:val="32"/>
+          <w:u w:val="single"/>
+        </w:rPr>
+      </w:pPr>
+    </w:p>
+    <w:p>
+      <w:pPr>
+        <w:rPr>
+          <w:b/>
+          <w:bCs/>
+          <w:sz w:val="32"/>
+          <w:szCs w:val="32"/>
+          <w:u w:val="single"/>
+        </w:rPr>
+      </w:pPr>
     </w:p>
     <w:p>
       <w:pPr>
@@ -8895,6 +8961,7 @@
           <w:szCs w:val="32"/>
           <w:u w:val="single"/>
         </w:rPr>
+        <w:lastRenderedPageBreak/>
         <w:t>TS Pada Paatam – TS 6.5 Sanskrit co</w:t>
       </w:r>
       <w:r>
@@ -8947,6 +9014,7 @@
         </w:rPr>
         <w:t>31</w:t>
       </w:r>
+      <w:proofErr w:type="gramStart"/>
       <w:r>
         <w:rPr>
           <w:b/>
@@ -8978,6 +9046,7 @@
         </w:rPr>
         <w:t>January</w:t>
       </w:r>
+      <w:proofErr w:type="gramEnd"/>
       <w:r>
         <w:rPr>
           <w:b/>
